--- a/8.资源管理/2.运行记录类文件/080204服务知识应用提升情况说明(截止2025年10月).docx
+++ b/8.资源管理/2.运行记录类文件/080204服务知识应用提升情况说明(截止2025年10月).docx
@@ -6,25 +6,29 @@
       <w:pPr>
         <w:pStyle w:val="31"/>
         <w:bidi w:val="0"/>
+        <w:rPr>
+          <w:rFonts w:hint="eastAsia"/>
+          <w:lang w:val="en-US" w:eastAsia="zh-CN"/>
+        </w:rPr>
       </w:pPr>
       <w:bookmarkStart w:id="0" w:name="_Toc10709"/>
-      <w:r>
-        <w:rPr>
-          <w:rFonts w:hint="eastAsia"/>
-          <w:lang w:val="en-US" w:eastAsia="zh-CN"/>
-        </w:rPr>
-        <w:t>服务知识</w:t>
-      </w:r>
-      <w:r>
-        <w:t>应用提升情况总结说明</w:t>
-      </w:r>
-      <w:bookmarkEnd w:id="0"/>
     </w:p>
     <w:p>
       <w:pPr>
-        <w:pStyle w:val="12"/>
-        <w:spacing w:line="247" w:lineRule="auto"/>
+        <w:pStyle w:val="31"/>
+        <w:bidi w:val="0"/>
       </w:pPr>
+      <w:r>
+        <w:rPr>
+          <w:rFonts w:hint="eastAsia"/>
+          <w:lang w:val="en-US" w:eastAsia="zh-CN"/>
+        </w:rPr>
+        <w:t>服务知识</w:t>
+      </w:r>
+      <w:r>
+        <w:t>应用提升情况总结说明</w:t>
+      </w:r>
+      <w:bookmarkEnd w:id="0"/>
     </w:p>
     <w:p>
       <w:pPr>
@@ -739,6 +743,12 @@
             <w:insideH w:val="single" w:color="000000" w:sz="4" w:space="0"/>
             <w:insideV w:val="single" w:color="000000" w:sz="4" w:space="0"/>
           </w:tblBorders>
+          <w:tblCellMar>
+            <w:top w:w="0" w:type="dxa"/>
+            <w:left w:w="0" w:type="dxa"/>
+            <w:bottom w:w="0" w:type="dxa"/>
+            <w:right w:w="0" w:type="dxa"/>
+          </w:tblCellMar>
         </w:tblPrEx>
         <w:trPr>
           <w:trHeight w:val="589" w:hRule="atLeast"/>
@@ -876,8 +886,6 @@
               <w:tab w:val="right" w:leader="dot" w:pos="8658"/>
             </w:tabs>
           </w:pPr>
-          <w:bookmarkStart w:id="11" w:name="_GoBack"/>
-          <w:bookmarkEnd w:id="11"/>
           <w:r>
             <w:rPr>
               <w:rFonts w:hint="eastAsia" w:ascii="Microsoft JhengHei" w:hAnsi="Microsoft JhengHei" w:eastAsia="Microsoft JhengHei" w:cs="Microsoft JhengHei"/>
@@ -1638,7 +1646,7 @@
           <w:headerReference r:id="rId7" w:type="default"/>
           <w:footerReference r:id="rId8" w:type="default"/>
           <w:pgSz w:w="11906" w:h="16839"/>
-          <w:pgMar w:top="400" w:right="1624" w:bottom="1157" w:left="1624" w:header="0" w:footer="990" w:gutter="0"/>
+          <w:pgMar w:top="1240" w:right="1624" w:bottom="1157" w:left="1624" w:header="0" w:footer="990" w:gutter="0"/>
           <w:cols w:space="720" w:num="1"/>
         </w:sectPr>
       </w:pPr>
@@ -1654,7 +1662,16 @@
           <w:rFonts w:hint="eastAsia"/>
           <w:lang w:val="en-US" w:eastAsia="zh-CN"/>
         </w:rPr>
-        <w:t>服务知识</w:t>
+        <w:t>服</w:t>
+      </w:r>
+      <w:bookmarkStart w:id="11" w:name="_GoBack"/>
+      <w:bookmarkEnd w:id="11"/>
+      <w:r>
+        <w:rPr>
+          <w:rFonts w:hint="eastAsia"/>
+          <w:lang w:val="en-US" w:eastAsia="zh-CN"/>
+        </w:rPr>
+        <w:t>务知识</w:t>
       </w:r>
       <w:r>
         <w:t>概况</w:t>
@@ -2857,7 +2874,7 @@
       <w:headerReference r:id="rId9" w:type="default"/>
       <w:footerReference r:id="rId10" w:type="default"/>
       <w:pgSz w:w="11906" w:h="16839"/>
-      <w:pgMar w:top="400" w:right="948" w:bottom="885" w:left="966" w:header="0" w:footer="720" w:gutter="0"/>
+      <w:pgMar w:top="1260" w:right="948" w:bottom="1299" w:left="966" w:header="0" w:footer="720" w:gutter="0"/>
       <w:cols w:space="720" w:num="1"/>
     </w:sectPr>
   </w:body>
